--- a/我的工作脈絡/工作脈絡問卷.docx
+++ b/我的工作脈絡/工作脈絡問卷.docx
@@ -5370,7 +5370,7 @@
           <w:color w:val="7F7F7F"/>
           <w:sz w:val="20"/>
         </w:rPr>
-        <w:t>［選填］報告風格（只有進階版用得到）：A 穩重藍灰／B 溫暖米橘／C 清爽綠／D 黑白極簡</w:t>
+        <w:t>［選填］報告信的顏色風格：A 沉穩深青（預設）／B 溫暖棕／C 知性靛藍／D 極簡黑白</w:t>
       </w:r>
     </w:p>
     <w:tbl>

--- a/我的工作脈絡/工作脈絡問卷.docx
+++ b/我的工作脈絡/工作脈絡問卷.docx
@@ -109,7 +109,7 @@
                 <w:color w:val="2B3A45"/>
                 <w:sz w:val="20"/>
               </w:rPr>
-              <w:t>2. 勾選題把 ☐ 改成 ☑，或在選項後面打 V。表格不夠填就自己加列；第 4、5 題超過 10 列，改填同資料夾的兩張 Excel，這裡留空。</w:t>
+              <w:t>2. 勾選題把 ☐ 改成 ☑，或在選項後面打 V。表格不夠填就自己加列；第 4 題（專案階段）、第 5 題（對接對象）超過 10 列，改填同資料夾的兩張 Excel，這裡留空。</w:t>
             </w:r>
           </w:p>
           <w:p>

--- a/我的工作脈絡/工作脈絡問卷.docx
+++ b/我的工作脈絡/工作脈絡問卷.docx
@@ -11,7 +11,7 @@
           <w:rFonts w:ascii="微軟正黑體" w:hAnsi="微軟正黑體" w:eastAsia="微軟正黑體" w:cs="微軟正黑體"/>
           <w:b w:val="0"/>
           <w:i w:val="0"/>
-          <w:color w:val="2F6F73"/>
+          <w:color w:val="3B4A6B"/>
           <w:sz w:val="20"/>
         </w:rPr>
         <w:t>信箱小幫手 起始包</w:t>
@@ -58,12 +58,12 @@
         <w:tc>
           <w:tcPr>
             <w:tcW w:type="dxa" w:w="9638"/>
-            <w:shd w:val="clear" w:color="auto" w:fill="E9F2F2"/>
+            <w:shd w:val="clear" w:color="auto" w:fill="E4EAF6"/>
             <w:tcBorders>
-              <w:top w:val="single" w:sz="8" w:space="0" w:color="BFD6D6"/>
-              <w:left w:val="single" w:sz="8" w:space="0" w:color="BFD6D6"/>
-              <w:bottom w:val="single" w:sz="8" w:space="0" w:color="BFD6D6"/>
-              <w:right w:val="single" w:sz="8" w:space="0" w:color="BFD6D6"/>
+              <w:top w:val="single" w:sz="8" w:space="0" w:color="ABC0DB"/>
+              <w:left w:val="single" w:sz="8" w:space="0" w:color="ABC0DB"/>
+              <w:bottom w:val="single" w:sz="8" w:space="0" w:color="ABC0DB"/>
+              <w:right w:val="single" w:sz="8" w:space="0" w:color="ABC0DB"/>
             </w:tcBorders>
           </w:tcPr>
           <w:p>
@@ -76,7 +76,7 @@
                 <w:rFonts w:ascii="微軟正黑體" w:hAnsi="微軟正黑體" w:eastAsia="微軟正黑體" w:cs="微軟正黑體"/>
                 <w:b/>
                 <w:i w:val="0"/>
-                <w:color w:val="2F6F73"/>
+                <w:color w:val="3B4A6B"/>
                 <w:sz w:val="20"/>
               </w:rPr>
               <w:t>怎麼填（看完這三行就好）</w:t>
@@ -5370,7 +5370,7 @@
           <w:color w:val="7F7F7F"/>
           <w:sz w:val="20"/>
         </w:rPr>
-        <w:t>［選填］報告信的顏色風格：A 沉穩深青（預設）／B 溫暖棕／C 知性靛藍／D 極簡黑白</w:t>
+        <w:t>［選填］報告信的顏色風格：A 沉穩靛藍（預設）／B 溫暖棕／C 清爽深青／D 極簡黑白</w:t>
       </w:r>
     </w:p>
     <w:tbl>

--- a/我的工作脈絡/工作脈絡問卷.docx
+++ b/我的工作脈絡/工作脈絡問卷.docx
@@ -1261,7 +1261,7 @@
           <w:color w:val="7F7F7F"/>
           <w:sz w:val="20"/>
         </w:rPr>
-        <w:t>以一條線為例：一個學期（或一年）會經過哪些階段？大約什麼時候、會收到什麼信、來自誰？「該收到什麼」＋「大約時間」就是小幫手的「該來沒來」提醒。有整理好的表就改填《專案階段表.xlsx》，這裡留空。</w:t>
+        <w:t>以一條線為例：一個學期（或一年）會經過哪些階段？大約什麼時候、會收到什麼信、來自誰？其中每期固定要收、有期限的（例如每學期名單、每月報表），會變成小幫手的「例行交件提醒」：過了期限還沒收到就列在報告裡；一次性的事不用填。有整理好的表就改填《專案階段表.xlsx》，這裡留空。</w:t>
       </w:r>
     </w:p>
     <w:tbl>
